--- a/javascript/complete/1. basics/08. while for loop statements/Javascript Loops Conceptual Examples.docx
+++ b/javascript/complete/1. basics/08. while for loop statements/Javascript Loops Conceptual Examples.docx
@@ -2,6 +2,18 @@
 <file path=word/document.xml><?xml version="1.0" encoding="utf-8"?>
 <w:document xmlns:wpc="http://schemas.microsoft.com/office/word/2010/wordprocessingCanvas" xmlns:cx="http://schemas.microsoft.com/office/drawing/2014/chartex" xmlns:cx1="http://schemas.microsoft.com/office/drawing/2015/9/8/chartex" xmlns:cx2="http://schemas.microsoft.com/office/drawing/2015/10/21/chartex" xmlns:cx3="http://schemas.microsoft.com/office/drawing/2016/5/9/chartex" xmlns:cx4="http://schemas.microsoft.com/office/drawing/2016/5/10/chartex" xmlns:cx5="http://schemas.microsoft.com/office/drawing/2016/5/11/chartex" xmlns:cx6="http://schemas.microsoft.com/office/drawing/2016/5/12/chartex" xmlns:cx7="http://schemas.microsoft.com/office/drawing/2016/5/13/chartex" xmlns:cx8="http://schemas.microsoft.com/office/drawing/2016/5/14/chartex" xmlns:mc="http://schemas.openxmlformats.org/markup-compatibility/2006" xmlns:aink="http://schemas.microsoft.com/office/drawing/2016/ink" xmlns:am3d="http://schemas.microsoft.com/office/drawing/2017/model3d" xmlns:o="urn:schemas-microsoft-com:office:office" xmlns:oel="http://schemas.microsoft.com/office/2019/extlst" xmlns:r="http://schemas.openxmlformats.org/officeDocument/2006/relationships" xmlns:m="http://schemas.openxmlformats.org/officeDocument/2006/math" xmlns:v="urn:schemas-microsoft-com:vml" xmlns:wp14="http://schemas.microsoft.com/office/word/2010/wordprocessingDrawing" xmlns:wp="http://schemas.openxmlformats.org/drawingml/2006/wordprocessingDrawing" xmlns:w10="urn:schemas-microsoft-com:office:word" xmlns:w="http://schemas.openxmlformats.org/wordprocessingml/2006/main" xmlns:w14="http://schemas.microsoft.com/office/word/2010/wordml" xmlns:w15="http://schemas.microsoft.com/office/word/2012/wordml" xmlns:w16cex="http://schemas.microsoft.com/office/word/2018/wordml/cex" xmlns:w16cid="http://schemas.microsoft.com/office/word/2016/wordml/cid" xmlns:w16="http://schemas.microsoft.com/office/word/2018/wordml" xmlns:w16sdtdh="http://schemas.microsoft.com/office/word/2020/wordml/sdtdatahash" xmlns:w16se="http://schemas.microsoft.com/office/word/2015/wordml/symex" xmlns:wpg="http://schemas.microsoft.com/office/word/2010/wordprocessingGroup" xmlns:wpi="http://schemas.microsoft.com/office/word/2010/wordprocessingInk" xmlns:wne="http://schemas.microsoft.com/office/word/2006/wordml" xmlns:wps="http://schemas.microsoft.com/office/word/2010/wordprocessingShape" mc:Ignorable="w14 w15 w16se w16cid w16 w16cex w16sdtdh wp14">
   <w:body>
+    <w:p>
+      <w:pPr>
+        <w:spacing w:after="240" w:line="420" w:lineRule="atLeast"/>
+        <w:rPr>
+          <w:rFonts w:ascii="Helvetica Neue" w:eastAsia="Times New Roman" w:hAnsi="Helvetica Neue" w:cs="Times New Roman"/>
+          <w:color w:val="1B1C1D"/>
+          <w:sz w:val="24"/>
+          <w:szCs w:val="24"/>
+          <w:lang w:val="en-IN"/>
+        </w:rPr>
+      </w:pPr>
+    </w:p>
     <w:p>
       <w:pPr>
         <w:spacing w:after="240" w:line="420" w:lineRule="atLeast"/>
@@ -495,7 +507,31 @@
           <w:bdr w:val="none" w:sz="0" w:space="0" w:color="auto" w:frame="1"/>
           <w:lang w:val="en-IN"/>
         </w:rPr>
-        <w:t xml:space="preserve"> i = </w:t>
+        <w:t xml:space="preserve"> </w:t>
+      </w:r>
+      <w:proofErr w:type="spellStart"/>
+      <w:r>
+        <w:rPr>
+          <w:rFonts w:ascii="Courier New" w:eastAsia="Times New Roman" w:hAnsi="Courier New" w:cs="Courier New"/>
+          <w:color w:val="575B5F"/>
+          <w:sz w:val="21"/>
+          <w:szCs w:val="21"/>
+          <w:bdr w:val="none" w:sz="0" w:space="0" w:color="auto" w:frame="1"/>
+          <w:lang w:val="en-IN"/>
+        </w:rPr>
+        <w:t>i</w:t>
+      </w:r>
+      <w:proofErr w:type="spellEnd"/>
+      <w:r>
+        <w:rPr>
+          <w:rFonts w:ascii="Courier New" w:eastAsia="Times New Roman" w:hAnsi="Courier New" w:cs="Courier New"/>
+          <w:color w:val="575B5F"/>
+          <w:sz w:val="21"/>
+          <w:szCs w:val="21"/>
+          <w:bdr w:val="none" w:sz="0" w:space="0" w:color="auto" w:frame="1"/>
+          <w:lang w:val="en-IN"/>
+        </w:rPr>
+        <w:t xml:space="preserve"> = </w:t>
       </w:r>
       <w:r>
         <w:rPr>
@@ -517,7 +553,31 @@
           <w:bdr w:val="none" w:sz="0" w:space="0" w:color="auto" w:frame="1"/>
           <w:lang w:val="en-IN"/>
         </w:rPr>
-        <w:t xml:space="preserve">; i &lt; </w:t>
+        <w:t xml:space="preserve">; </w:t>
+      </w:r>
+      <w:proofErr w:type="spellStart"/>
+      <w:r>
+        <w:rPr>
+          <w:rFonts w:ascii="Courier New" w:eastAsia="Times New Roman" w:hAnsi="Courier New" w:cs="Courier New"/>
+          <w:color w:val="575B5F"/>
+          <w:sz w:val="21"/>
+          <w:szCs w:val="21"/>
+          <w:bdr w:val="none" w:sz="0" w:space="0" w:color="auto" w:frame="1"/>
+          <w:lang w:val="en-IN"/>
+        </w:rPr>
+        <w:t>i</w:t>
+      </w:r>
+      <w:proofErr w:type="spellEnd"/>
+      <w:r>
+        <w:rPr>
+          <w:rFonts w:ascii="Courier New" w:eastAsia="Times New Roman" w:hAnsi="Courier New" w:cs="Courier New"/>
+          <w:color w:val="575B5F"/>
+          <w:sz w:val="21"/>
+          <w:szCs w:val="21"/>
+          <w:bdr w:val="none" w:sz="0" w:space="0" w:color="auto" w:frame="1"/>
+          <w:lang w:val="en-IN"/>
+        </w:rPr>
+        <w:t xml:space="preserve"> &lt; </w:t>
       </w:r>
       <w:r>
         <w:rPr>
@@ -539,7 +599,31 @@
           <w:bdr w:val="none" w:sz="0" w:space="0" w:color="auto" w:frame="1"/>
           <w:lang w:val="en-IN"/>
         </w:rPr>
-        <w:t>; i++) {</w:t>
+        <w:t xml:space="preserve">; </w:t>
+      </w:r>
+      <w:proofErr w:type="spellStart"/>
+      <w:r>
+        <w:rPr>
+          <w:rFonts w:ascii="Courier New" w:eastAsia="Times New Roman" w:hAnsi="Courier New" w:cs="Courier New"/>
+          <w:color w:val="575B5F"/>
+          <w:sz w:val="21"/>
+          <w:szCs w:val="21"/>
+          <w:bdr w:val="none" w:sz="0" w:space="0" w:color="auto" w:frame="1"/>
+          <w:lang w:val="en-IN"/>
+        </w:rPr>
+        <w:t>i</w:t>
+      </w:r>
+      <w:proofErr w:type="spellEnd"/>
+      <w:r>
+        <w:rPr>
+          <w:rFonts w:ascii="Courier New" w:eastAsia="Times New Roman" w:hAnsi="Courier New" w:cs="Courier New"/>
+          <w:color w:val="575B5F"/>
+          <w:sz w:val="21"/>
+          <w:szCs w:val="21"/>
+          <w:bdr w:val="none" w:sz="0" w:space="0" w:color="auto" w:frame="1"/>
+          <w:lang w:val="en-IN"/>
+        </w:rPr>
+        <w:t>++) {</w:t>
       </w:r>
     </w:p>
     <w:p>
@@ -603,7 +687,31 @@
           <w:bdr w:val="none" w:sz="0" w:space="0" w:color="auto" w:frame="1"/>
           <w:lang w:val="en-IN"/>
         </w:rPr>
-        <w:t xml:space="preserve">.log(i); </w:t>
+        <w:t>.log(</w:t>
+      </w:r>
+      <w:proofErr w:type="spellStart"/>
+      <w:r>
+        <w:rPr>
+          <w:rFonts w:ascii="Courier New" w:eastAsia="Times New Roman" w:hAnsi="Courier New" w:cs="Courier New"/>
+          <w:color w:val="575B5F"/>
+          <w:sz w:val="21"/>
+          <w:szCs w:val="21"/>
+          <w:bdr w:val="none" w:sz="0" w:space="0" w:color="auto" w:frame="1"/>
+          <w:lang w:val="en-IN"/>
+        </w:rPr>
+        <w:t>i</w:t>
+      </w:r>
+      <w:proofErr w:type="spellEnd"/>
+      <w:r>
+        <w:rPr>
+          <w:rFonts w:ascii="Courier New" w:eastAsia="Times New Roman" w:hAnsi="Courier New" w:cs="Courier New"/>
+          <w:color w:val="575B5F"/>
+          <w:sz w:val="21"/>
+          <w:szCs w:val="21"/>
+          <w:bdr w:val="none" w:sz="0" w:space="0" w:color="auto" w:frame="1"/>
+          <w:lang w:val="en-IN"/>
+        </w:rPr>
+        <w:t xml:space="preserve">); </w:t>
       </w:r>
       <w:r>
         <w:rPr>
@@ -782,7 +890,31 @@
           <w:bdr w:val="none" w:sz="0" w:space="0" w:color="auto" w:frame="1"/>
           <w:lang w:val="en-IN"/>
         </w:rPr>
-        <w:t xml:space="preserve"> colors = [</w:t>
+        <w:t xml:space="preserve"> </w:t>
+      </w:r>
+      <w:proofErr w:type="spellStart"/>
+      <w:r>
+        <w:rPr>
+          <w:rFonts w:ascii="Courier New" w:eastAsia="Times New Roman" w:hAnsi="Courier New" w:cs="Courier New"/>
+          <w:color w:val="575B5F"/>
+          <w:sz w:val="21"/>
+          <w:szCs w:val="21"/>
+          <w:bdr w:val="none" w:sz="0" w:space="0" w:color="auto" w:frame="1"/>
+          <w:lang w:val="en-IN"/>
+        </w:rPr>
+        <w:t>colors</w:t>
+      </w:r>
+      <w:proofErr w:type="spellEnd"/>
+      <w:r>
+        <w:rPr>
+          <w:rFonts w:ascii="Courier New" w:eastAsia="Times New Roman" w:hAnsi="Courier New" w:cs="Courier New"/>
+          <w:color w:val="575B5F"/>
+          <w:sz w:val="21"/>
+          <w:szCs w:val="21"/>
+          <w:bdr w:val="none" w:sz="0" w:space="0" w:color="auto" w:frame="1"/>
+          <w:lang w:val="en-IN"/>
+        </w:rPr>
+        <w:t xml:space="preserve"> = [</w:t>
       </w:r>
       <w:r>
         <w:rPr>
@@ -923,7 +1055,31 @@
           <w:bdr w:val="none" w:sz="0" w:space="0" w:color="auto" w:frame="1"/>
           <w:lang w:val="en-IN"/>
         </w:rPr>
-        <w:t xml:space="preserve"> i = </w:t>
+        <w:t xml:space="preserve"> </w:t>
+      </w:r>
+      <w:proofErr w:type="spellStart"/>
+      <w:r>
+        <w:rPr>
+          <w:rFonts w:ascii="Courier New" w:eastAsia="Times New Roman" w:hAnsi="Courier New" w:cs="Courier New"/>
+          <w:color w:val="575B5F"/>
+          <w:sz w:val="21"/>
+          <w:szCs w:val="21"/>
+          <w:bdr w:val="none" w:sz="0" w:space="0" w:color="auto" w:frame="1"/>
+          <w:lang w:val="en-IN"/>
+        </w:rPr>
+        <w:t>i</w:t>
+      </w:r>
+      <w:proofErr w:type="spellEnd"/>
+      <w:r>
+        <w:rPr>
+          <w:rFonts w:ascii="Courier New" w:eastAsia="Times New Roman" w:hAnsi="Courier New" w:cs="Courier New"/>
+          <w:color w:val="575B5F"/>
+          <w:sz w:val="21"/>
+          <w:szCs w:val="21"/>
+          <w:bdr w:val="none" w:sz="0" w:space="0" w:color="auto" w:frame="1"/>
+          <w:lang w:val="en-IN"/>
+        </w:rPr>
+        <w:t xml:space="preserve"> = </w:t>
       </w:r>
       <w:r>
         <w:rPr>
@@ -945,7 +1101,79 @@
           <w:bdr w:val="none" w:sz="0" w:space="0" w:color="auto" w:frame="1"/>
           <w:lang w:val="en-IN"/>
         </w:rPr>
-        <w:t>; i &lt; colors.length; i++) {</w:t>
+        <w:t xml:space="preserve">; </w:t>
+      </w:r>
+      <w:proofErr w:type="spellStart"/>
+      <w:r>
+        <w:rPr>
+          <w:rFonts w:ascii="Courier New" w:eastAsia="Times New Roman" w:hAnsi="Courier New" w:cs="Courier New"/>
+          <w:color w:val="575B5F"/>
+          <w:sz w:val="21"/>
+          <w:szCs w:val="21"/>
+          <w:bdr w:val="none" w:sz="0" w:space="0" w:color="auto" w:frame="1"/>
+          <w:lang w:val="en-IN"/>
+        </w:rPr>
+        <w:t>i</w:t>
+      </w:r>
+      <w:proofErr w:type="spellEnd"/>
+      <w:r>
+        <w:rPr>
+          <w:rFonts w:ascii="Courier New" w:eastAsia="Times New Roman" w:hAnsi="Courier New" w:cs="Courier New"/>
+          <w:color w:val="575B5F"/>
+          <w:sz w:val="21"/>
+          <w:szCs w:val="21"/>
+          <w:bdr w:val="none" w:sz="0" w:space="0" w:color="auto" w:frame="1"/>
+          <w:lang w:val="en-IN"/>
+        </w:rPr>
+        <w:t xml:space="preserve"> &lt; </w:t>
+      </w:r>
+      <w:proofErr w:type="spellStart"/>
+      <w:r>
+        <w:rPr>
+          <w:rFonts w:ascii="Courier New" w:eastAsia="Times New Roman" w:hAnsi="Courier New" w:cs="Courier New"/>
+          <w:color w:val="575B5F"/>
+          <w:sz w:val="21"/>
+          <w:szCs w:val="21"/>
+          <w:bdr w:val="none" w:sz="0" w:space="0" w:color="auto" w:frame="1"/>
+          <w:lang w:val="en-IN"/>
+        </w:rPr>
+        <w:t>colors.length</w:t>
+      </w:r>
+      <w:proofErr w:type="spellEnd"/>
+      <w:r>
+        <w:rPr>
+          <w:rFonts w:ascii="Courier New" w:eastAsia="Times New Roman" w:hAnsi="Courier New" w:cs="Courier New"/>
+          <w:color w:val="575B5F"/>
+          <w:sz w:val="21"/>
+          <w:szCs w:val="21"/>
+          <w:bdr w:val="none" w:sz="0" w:space="0" w:color="auto" w:frame="1"/>
+          <w:lang w:val="en-IN"/>
+        </w:rPr>
+        <w:t xml:space="preserve">; </w:t>
+      </w:r>
+      <w:proofErr w:type="spellStart"/>
+      <w:r>
+        <w:rPr>
+          <w:rFonts w:ascii="Courier New" w:eastAsia="Times New Roman" w:hAnsi="Courier New" w:cs="Courier New"/>
+          <w:color w:val="575B5F"/>
+          <w:sz w:val="21"/>
+          <w:szCs w:val="21"/>
+          <w:bdr w:val="none" w:sz="0" w:space="0" w:color="auto" w:frame="1"/>
+          <w:lang w:val="en-IN"/>
+        </w:rPr>
+        <w:t>i</w:t>
+      </w:r>
+      <w:proofErr w:type="spellEnd"/>
+      <w:r>
+        <w:rPr>
+          <w:rFonts w:ascii="Courier New" w:eastAsia="Times New Roman" w:hAnsi="Courier New" w:cs="Courier New"/>
+          <w:color w:val="575B5F"/>
+          <w:sz w:val="21"/>
+          <w:szCs w:val="21"/>
+          <w:bdr w:val="none" w:sz="0" w:space="0" w:color="auto" w:frame="1"/>
+          <w:lang w:val="en-IN"/>
+        </w:rPr>
+        <w:t>++) {</w:t>
       </w:r>
     </w:p>
     <w:p>
@@ -1009,7 +1237,55 @@
           <w:bdr w:val="none" w:sz="0" w:space="0" w:color="auto" w:frame="1"/>
           <w:lang w:val="en-IN"/>
         </w:rPr>
-        <w:t xml:space="preserve">.log(colors[i]); </w:t>
+        <w:t>.log(</w:t>
+      </w:r>
+      <w:proofErr w:type="spellStart"/>
+      <w:r>
+        <w:rPr>
+          <w:rFonts w:ascii="Courier New" w:eastAsia="Times New Roman" w:hAnsi="Courier New" w:cs="Courier New"/>
+          <w:color w:val="575B5F"/>
+          <w:sz w:val="21"/>
+          <w:szCs w:val="21"/>
+          <w:bdr w:val="none" w:sz="0" w:space="0" w:color="auto" w:frame="1"/>
+          <w:lang w:val="en-IN"/>
+        </w:rPr>
+        <w:t>colors</w:t>
+      </w:r>
+      <w:proofErr w:type="spellEnd"/>
+      <w:r>
+        <w:rPr>
+          <w:rFonts w:ascii="Courier New" w:eastAsia="Times New Roman" w:hAnsi="Courier New" w:cs="Courier New"/>
+          <w:color w:val="575B5F"/>
+          <w:sz w:val="21"/>
+          <w:szCs w:val="21"/>
+          <w:bdr w:val="none" w:sz="0" w:space="0" w:color="auto" w:frame="1"/>
+          <w:lang w:val="en-IN"/>
+        </w:rPr>
+        <w:t>[</w:t>
+      </w:r>
+      <w:proofErr w:type="spellStart"/>
+      <w:r>
+        <w:rPr>
+          <w:rFonts w:ascii="Courier New" w:eastAsia="Times New Roman" w:hAnsi="Courier New" w:cs="Courier New"/>
+          <w:color w:val="575B5F"/>
+          <w:sz w:val="21"/>
+          <w:szCs w:val="21"/>
+          <w:bdr w:val="none" w:sz="0" w:space="0" w:color="auto" w:frame="1"/>
+          <w:lang w:val="en-IN"/>
+        </w:rPr>
+        <w:t>i</w:t>
+      </w:r>
+      <w:proofErr w:type="spellEnd"/>
+      <w:r>
+        <w:rPr>
+          <w:rFonts w:ascii="Courier New" w:eastAsia="Times New Roman" w:hAnsi="Courier New" w:cs="Courier New"/>
+          <w:color w:val="575B5F"/>
+          <w:sz w:val="21"/>
+          <w:szCs w:val="21"/>
+          <w:bdr w:val="none" w:sz="0" w:space="0" w:color="auto" w:frame="1"/>
+          <w:lang w:val="en-IN"/>
+        </w:rPr>
+        <w:t xml:space="preserve">]); </w:t>
       </w:r>
       <w:r>
         <w:rPr>
@@ -1327,6 +1603,7 @@
           <w:bdr w:val="none" w:sz="0" w:space="0" w:color="auto" w:frame="1"/>
           <w:lang w:val="en-IN"/>
         </w:rPr>
+        <w:lastRenderedPageBreak/>
         <w:t>}</w:t>
       </w:r>
     </w:p>
@@ -1353,7 +1630,6 @@
           <w:szCs w:val="24"/>
           <w:lang w:val="en-IN"/>
         </w:rPr>
-        <w:lastRenderedPageBreak/>
         <w:t xml:space="preserve">The </w:t>
       </w:r>
       <w:r>
@@ -2125,7 +2401,31 @@
           <w:bdr w:val="none" w:sz="0" w:space="0" w:color="auto" w:frame="1"/>
           <w:lang w:val="en-IN"/>
         </w:rPr>
-        <w:t xml:space="preserve"> i = </w:t>
+        <w:t xml:space="preserve"> </w:t>
+      </w:r>
+      <w:proofErr w:type="spellStart"/>
+      <w:r>
+        <w:rPr>
+          <w:rFonts w:ascii="Courier New" w:eastAsia="Times New Roman" w:hAnsi="Courier New" w:cs="Courier New"/>
+          <w:color w:val="575B5F"/>
+          <w:sz w:val="21"/>
+          <w:szCs w:val="21"/>
+          <w:bdr w:val="none" w:sz="0" w:space="0" w:color="auto" w:frame="1"/>
+          <w:lang w:val="en-IN"/>
+        </w:rPr>
+        <w:t>i</w:t>
+      </w:r>
+      <w:proofErr w:type="spellEnd"/>
+      <w:r>
+        <w:rPr>
+          <w:rFonts w:ascii="Courier New" w:eastAsia="Times New Roman" w:hAnsi="Courier New" w:cs="Courier New"/>
+          <w:color w:val="575B5F"/>
+          <w:sz w:val="21"/>
+          <w:szCs w:val="21"/>
+          <w:bdr w:val="none" w:sz="0" w:space="0" w:color="auto" w:frame="1"/>
+          <w:lang w:val="en-IN"/>
+        </w:rPr>
+        <w:t xml:space="preserve"> = </w:t>
       </w:r>
       <w:r>
         <w:rPr>
@@ -2264,7 +2564,31 @@
           <w:bdr w:val="none" w:sz="0" w:space="0" w:color="auto" w:frame="1"/>
           <w:lang w:val="en-IN"/>
         </w:rPr>
-        <w:t xml:space="preserve">.log(i); </w:t>
+        <w:t>.log(</w:t>
+      </w:r>
+      <w:proofErr w:type="spellStart"/>
+      <w:r>
+        <w:rPr>
+          <w:rFonts w:ascii="Courier New" w:eastAsia="Times New Roman" w:hAnsi="Courier New" w:cs="Courier New"/>
+          <w:color w:val="575B5F"/>
+          <w:sz w:val="21"/>
+          <w:szCs w:val="21"/>
+          <w:bdr w:val="none" w:sz="0" w:space="0" w:color="auto" w:frame="1"/>
+          <w:lang w:val="en-IN"/>
+        </w:rPr>
+        <w:t>i</w:t>
+      </w:r>
+      <w:proofErr w:type="spellEnd"/>
+      <w:r>
+        <w:rPr>
+          <w:rFonts w:ascii="Courier New" w:eastAsia="Times New Roman" w:hAnsi="Courier New" w:cs="Courier New"/>
+          <w:color w:val="575B5F"/>
+          <w:sz w:val="21"/>
+          <w:szCs w:val="21"/>
+          <w:bdr w:val="none" w:sz="0" w:space="0" w:color="auto" w:frame="1"/>
+          <w:lang w:val="en-IN"/>
+        </w:rPr>
+        <w:t xml:space="preserve">); </w:t>
       </w:r>
       <w:r>
         <w:rPr>
@@ -2317,7 +2641,31 @@
           <w:bdr w:val="none" w:sz="0" w:space="0" w:color="auto" w:frame="1"/>
           <w:lang w:val="en-IN"/>
         </w:rPr>
-        <w:t xml:space="preserve">  i++;</w:t>
+        <w:t xml:space="preserve">  </w:t>
+      </w:r>
+      <w:proofErr w:type="spellStart"/>
+      <w:r>
+        <w:rPr>
+          <w:rFonts w:ascii="Courier New" w:eastAsia="Times New Roman" w:hAnsi="Courier New" w:cs="Courier New"/>
+          <w:color w:val="575B5F"/>
+          <w:sz w:val="21"/>
+          <w:szCs w:val="21"/>
+          <w:bdr w:val="none" w:sz="0" w:space="0" w:color="auto" w:frame="1"/>
+          <w:lang w:val="en-IN"/>
+        </w:rPr>
+        <w:t>i</w:t>
+      </w:r>
+      <w:proofErr w:type="spellEnd"/>
+      <w:r>
+        <w:rPr>
+          <w:rFonts w:ascii="Courier New" w:eastAsia="Times New Roman" w:hAnsi="Courier New" w:cs="Courier New"/>
+          <w:color w:val="575B5F"/>
+          <w:sz w:val="21"/>
+          <w:szCs w:val="21"/>
+          <w:bdr w:val="none" w:sz="0" w:space="0" w:color="auto" w:frame="1"/>
+          <w:lang w:val="en-IN"/>
+        </w:rPr>
+        <w:t>++;</w:t>
       </w:r>
     </w:p>
     <w:p>
@@ -2381,7 +2729,31 @@
           <w:bdr w:val="none" w:sz="0" w:space="0" w:color="auto" w:frame="1"/>
           <w:lang w:val="en-IN"/>
         </w:rPr>
-        <w:t xml:space="preserve"> (i &lt; </w:t>
+        <w:t xml:space="preserve"> (</w:t>
+      </w:r>
+      <w:proofErr w:type="spellStart"/>
+      <w:r>
+        <w:rPr>
+          <w:rFonts w:ascii="Courier New" w:eastAsia="Times New Roman" w:hAnsi="Courier New" w:cs="Courier New"/>
+          <w:color w:val="575B5F"/>
+          <w:sz w:val="21"/>
+          <w:szCs w:val="21"/>
+          <w:bdr w:val="none" w:sz="0" w:space="0" w:color="auto" w:frame="1"/>
+          <w:lang w:val="en-IN"/>
+        </w:rPr>
+        <w:t>i</w:t>
+      </w:r>
+      <w:proofErr w:type="spellEnd"/>
+      <w:r>
+        <w:rPr>
+          <w:rFonts w:ascii="Courier New" w:eastAsia="Times New Roman" w:hAnsi="Courier New" w:cs="Courier New"/>
+          <w:color w:val="575B5F"/>
+          <w:sz w:val="21"/>
+          <w:szCs w:val="21"/>
+          <w:bdr w:val="none" w:sz="0" w:space="0" w:color="auto" w:frame="1"/>
+          <w:lang w:val="en-IN"/>
+        </w:rPr>
+        <w:t xml:space="preserve"> &lt; </w:t>
       </w:r>
       <w:r>
         <w:rPr>
@@ -3214,43 +3586,40 @@
           <w:bdr w:val="none" w:sz="0" w:space="0" w:color="auto" w:frame="1"/>
           <w:lang w:val="en-IN"/>
         </w:rPr>
-        <w:t xml:space="preserve"> Loop (for Iterables):</w:t>
-      </w:r>
-    </w:p>
-    <w:p>
-      <w:pPr>
-        <w:spacing w:line="420" w:lineRule="atLeast"/>
-        <w:rPr>
-          <w:rFonts w:ascii="Helvetica Neue" w:eastAsia="Times New Roman" w:hAnsi="Helvetica Neue" w:cs="Times New Roman"/>
+        <w:t xml:space="preserve"> Loop (for </w:t>
+      </w:r>
+      <w:proofErr w:type="spellStart"/>
+      <w:r>
+        <w:rPr>
+          <w:rFonts w:ascii="Helvetica Neue" w:eastAsia="Times New Roman" w:hAnsi="Helvetica Neue" w:cs="Times New Roman"/>
+          <w:b/>
+          <w:bCs/>
           <w:color w:val="1B1C1D"/>
           <w:sz w:val="24"/>
           <w:szCs w:val="24"/>
-          <w:lang w:val="en-IN"/>
-        </w:rPr>
-      </w:pPr>
-      <w:r>
-        <w:rPr>
-          <w:rFonts w:ascii="Helvetica Neue" w:eastAsia="Times New Roman" w:hAnsi="Helvetica Neue" w:cs="Times New Roman"/>
+          <w:bdr w:val="none" w:sz="0" w:space="0" w:color="auto" w:frame="1"/>
+          <w:lang w:val="en-IN"/>
+        </w:rPr>
+        <w:t>Iterables</w:t>
+      </w:r>
+      <w:proofErr w:type="spellEnd"/>
+      <w:r>
+        <w:rPr>
+          <w:rFonts w:ascii="Helvetica Neue" w:eastAsia="Times New Roman" w:hAnsi="Helvetica Neue" w:cs="Times New Roman"/>
+          <w:b/>
+          <w:bCs/>
           <w:color w:val="1B1C1D"/>
           <w:sz w:val="24"/>
           <w:szCs w:val="24"/>
-          <w:lang w:val="en-IN"/>
-        </w:rPr>
-        <w:lastRenderedPageBreak/>
-        <w:t xml:space="preserve">The </w:t>
-      </w:r>
-      <w:r>
-        <w:rPr>
-          <w:rFonts w:ascii="Courier New" w:eastAsia="Times New Roman" w:hAnsi="Courier New" w:cs="Courier New"/>
-          <w:color w:val="575B5F"/>
-          <w:sz w:val="21"/>
-          <w:szCs w:val="21"/>
-          <w:bdr w:val="none" w:sz="0" w:space="0" w:color="auto" w:frame="1"/>
-          <w:lang w:val="en-IN"/>
-        </w:rPr>
-        <w:t>for...of</w:t>
-      </w:r>
-      <w:r>
+          <w:bdr w:val="none" w:sz="0" w:space="0" w:color="auto" w:frame="1"/>
+          <w:lang w:val="en-IN"/>
+        </w:rPr>
+        <w:t>):</w:t>
+      </w:r>
+    </w:p>
+    <w:p>
+      <w:pPr>
+        <w:spacing w:line="420" w:lineRule="atLeast"/>
         <w:rPr>
           <w:rFonts w:ascii="Helvetica Neue" w:eastAsia="Times New Roman" w:hAnsi="Helvetica Neue" w:cs="Times New Roman"/>
           <w:color w:val="1B1C1D"/>
@@ -3258,8 +3627,40 @@
           <w:szCs w:val="24"/>
           <w:lang w:val="en-IN"/>
         </w:rPr>
+      </w:pPr>
+      <w:r>
+        <w:rPr>
+          <w:rFonts w:ascii="Helvetica Neue" w:eastAsia="Times New Roman" w:hAnsi="Helvetica Neue" w:cs="Times New Roman"/>
+          <w:color w:val="1B1C1D"/>
+          <w:sz w:val="24"/>
+          <w:szCs w:val="24"/>
+          <w:lang w:val="en-IN"/>
+        </w:rPr>
+        <w:lastRenderedPageBreak/>
+        <w:t xml:space="preserve">The </w:t>
+      </w:r>
+      <w:r>
+        <w:rPr>
+          <w:rFonts w:ascii="Courier New" w:eastAsia="Times New Roman" w:hAnsi="Courier New" w:cs="Courier New"/>
+          <w:color w:val="575B5F"/>
+          <w:sz w:val="21"/>
+          <w:szCs w:val="21"/>
+          <w:bdr w:val="none" w:sz="0" w:space="0" w:color="auto" w:frame="1"/>
+          <w:lang w:val="en-IN"/>
+        </w:rPr>
+        <w:t>for...of</w:t>
+      </w:r>
+      <w:r>
+        <w:rPr>
+          <w:rFonts w:ascii="Helvetica Neue" w:eastAsia="Times New Roman" w:hAnsi="Helvetica Neue" w:cs="Times New Roman"/>
+          <w:color w:val="1B1C1D"/>
+          <w:sz w:val="24"/>
+          <w:szCs w:val="24"/>
+          <w:lang w:val="en-IN"/>
+        </w:rPr>
         <w:t xml:space="preserve"> loop is used to iterate over </w:t>
       </w:r>
+      <w:proofErr w:type="spellStart"/>
       <w:r>
         <w:rPr>
           <w:rFonts w:ascii="Helvetica Neue" w:eastAsia="Times New Roman" w:hAnsi="Helvetica Neue" w:cs="Times New Roman"/>
@@ -3271,7 +3672,21 @@
           <w:bdr w:val="none" w:sz="0" w:space="0" w:color="auto" w:frame="1"/>
           <w:lang w:val="en-IN"/>
         </w:rPr>
-        <w:t>iterable objects</w:t>
+        <w:t>iterable</w:t>
+      </w:r>
+      <w:proofErr w:type="spellEnd"/>
+      <w:r>
+        <w:rPr>
+          <w:rFonts w:ascii="Helvetica Neue" w:eastAsia="Times New Roman" w:hAnsi="Helvetica Neue" w:cs="Times New Roman"/>
+          <w:i/>
+          <w:iCs/>
+          <w:color w:val="1B1C1D"/>
+          <w:sz w:val="24"/>
+          <w:szCs w:val="24"/>
+          <w:bdr w:val="none" w:sz="0" w:space="0" w:color="auto" w:frame="1"/>
+          <w:lang w:val="en-IN"/>
+        </w:rPr>
+        <w:t xml:space="preserve"> objects</w:t>
       </w:r>
       <w:r>
         <w:rPr>
@@ -3357,7 +3772,31 @@
           <w:bdr w:val="none" w:sz="0" w:space="0" w:color="auto" w:frame="1"/>
           <w:lang w:val="en-IN"/>
         </w:rPr>
-        <w:t xml:space="preserve"> colors = [</w:t>
+        <w:t xml:space="preserve"> </w:t>
+      </w:r>
+      <w:proofErr w:type="spellStart"/>
+      <w:r>
+        <w:rPr>
+          <w:rFonts w:ascii="Courier New" w:eastAsia="Times New Roman" w:hAnsi="Courier New" w:cs="Courier New"/>
+          <w:color w:val="575B5F"/>
+          <w:sz w:val="21"/>
+          <w:szCs w:val="21"/>
+          <w:bdr w:val="none" w:sz="0" w:space="0" w:color="auto" w:frame="1"/>
+          <w:lang w:val="en-IN"/>
+        </w:rPr>
+        <w:t>colors</w:t>
+      </w:r>
+      <w:proofErr w:type="spellEnd"/>
+      <w:r>
+        <w:rPr>
+          <w:rFonts w:ascii="Courier New" w:eastAsia="Times New Roman" w:hAnsi="Courier New" w:cs="Courier New"/>
+          <w:color w:val="575B5F"/>
+          <w:sz w:val="21"/>
+          <w:szCs w:val="21"/>
+          <w:bdr w:val="none" w:sz="0" w:space="0" w:color="auto" w:frame="1"/>
+          <w:lang w:val="en-IN"/>
+        </w:rPr>
+        <w:t xml:space="preserve"> = [</w:t>
       </w:r>
       <w:r>
         <w:rPr>
@@ -3529,7 +3968,31 @@
           <w:bdr w:val="none" w:sz="0" w:space="0" w:color="auto" w:frame="1"/>
           <w:lang w:val="en-IN"/>
         </w:rPr>
-        <w:t xml:space="preserve"> color </w:t>
+        <w:t xml:space="preserve"> </w:t>
+      </w:r>
+      <w:proofErr w:type="spellStart"/>
+      <w:r>
+        <w:rPr>
+          <w:rFonts w:ascii="Courier New" w:eastAsia="Times New Roman" w:hAnsi="Courier New" w:cs="Courier New"/>
+          <w:color w:val="575B5F"/>
+          <w:sz w:val="21"/>
+          <w:szCs w:val="21"/>
+          <w:bdr w:val="none" w:sz="0" w:space="0" w:color="auto" w:frame="1"/>
+          <w:lang w:val="en-IN"/>
+        </w:rPr>
+        <w:t>color</w:t>
+      </w:r>
+      <w:proofErr w:type="spellEnd"/>
+      <w:r>
+        <w:rPr>
+          <w:rFonts w:ascii="Courier New" w:eastAsia="Times New Roman" w:hAnsi="Courier New" w:cs="Courier New"/>
+          <w:color w:val="575B5F"/>
+          <w:sz w:val="21"/>
+          <w:szCs w:val="21"/>
+          <w:bdr w:val="none" w:sz="0" w:space="0" w:color="auto" w:frame="1"/>
+          <w:lang w:val="en-IN"/>
+        </w:rPr>
+        <w:t xml:space="preserve"> </w:t>
       </w:r>
       <w:r>
         <w:rPr>
@@ -3551,7 +4014,31 @@
           <w:bdr w:val="none" w:sz="0" w:space="0" w:color="auto" w:frame="1"/>
           <w:lang w:val="en-IN"/>
         </w:rPr>
-        <w:t xml:space="preserve"> colors) {</w:t>
+        <w:t xml:space="preserve"> </w:t>
+      </w:r>
+      <w:proofErr w:type="spellStart"/>
+      <w:r>
+        <w:rPr>
+          <w:rFonts w:ascii="Courier New" w:eastAsia="Times New Roman" w:hAnsi="Courier New" w:cs="Courier New"/>
+          <w:color w:val="575B5F"/>
+          <w:sz w:val="21"/>
+          <w:szCs w:val="21"/>
+          <w:bdr w:val="none" w:sz="0" w:space="0" w:color="auto" w:frame="1"/>
+          <w:lang w:val="en-IN"/>
+        </w:rPr>
+        <w:t>colors</w:t>
+      </w:r>
+      <w:proofErr w:type="spellEnd"/>
+      <w:r>
+        <w:rPr>
+          <w:rFonts w:ascii="Courier New" w:eastAsia="Times New Roman" w:hAnsi="Courier New" w:cs="Courier New"/>
+          <w:color w:val="575B5F"/>
+          <w:sz w:val="21"/>
+          <w:szCs w:val="21"/>
+          <w:bdr w:val="none" w:sz="0" w:space="0" w:color="auto" w:frame="1"/>
+          <w:lang w:val="en-IN"/>
+        </w:rPr>
+        <w:t>) {</w:t>
       </w:r>
     </w:p>
     <w:p>
@@ -3615,7 +4102,31 @@
           <w:bdr w:val="none" w:sz="0" w:space="0" w:color="auto" w:frame="1"/>
           <w:lang w:val="en-IN"/>
         </w:rPr>
-        <w:t xml:space="preserve">.log(color); </w:t>
+        <w:t>.log(</w:t>
+      </w:r>
+      <w:proofErr w:type="spellStart"/>
+      <w:r>
+        <w:rPr>
+          <w:rFonts w:ascii="Courier New" w:eastAsia="Times New Roman" w:hAnsi="Courier New" w:cs="Courier New"/>
+          <w:color w:val="575B5F"/>
+          <w:sz w:val="21"/>
+          <w:szCs w:val="21"/>
+          <w:bdr w:val="none" w:sz="0" w:space="0" w:color="auto" w:frame="1"/>
+          <w:lang w:val="en-IN"/>
+        </w:rPr>
+        <w:t>color</w:t>
+      </w:r>
+      <w:proofErr w:type="spellEnd"/>
+      <w:r>
+        <w:rPr>
+          <w:rFonts w:ascii="Courier New" w:eastAsia="Times New Roman" w:hAnsi="Courier New" w:cs="Courier New"/>
+          <w:color w:val="575B5F"/>
+          <w:sz w:val="21"/>
+          <w:szCs w:val="21"/>
+          <w:bdr w:val="none" w:sz="0" w:space="0" w:color="auto" w:frame="1"/>
+          <w:lang w:val="en-IN"/>
+        </w:rPr>
+        <w:t xml:space="preserve">); </w:t>
       </w:r>
       <w:r>
         <w:rPr>
@@ -4163,7 +4674,31 @@
           <w:bdr w:val="none" w:sz="0" w:space="0" w:color="auto" w:frame="1"/>
           <w:lang w:val="en-IN"/>
         </w:rPr>
-        <w:t xml:space="preserve"> i = </w:t>
+        <w:t xml:space="preserve"> </w:t>
+      </w:r>
+      <w:proofErr w:type="spellStart"/>
+      <w:r>
+        <w:rPr>
+          <w:rFonts w:ascii="Courier New" w:eastAsia="Times New Roman" w:hAnsi="Courier New" w:cs="Courier New"/>
+          <w:color w:val="575B5F"/>
+          <w:sz w:val="21"/>
+          <w:szCs w:val="21"/>
+          <w:bdr w:val="none" w:sz="0" w:space="0" w:color="auto" w:frame="1"/>
+          <w:lang w:val="en-IN"/>
+        </w:rPr>
+        <w:t>i</w:t>
+      </w:r>
+      <w:proofErr w:type="spellEnd"/>
+      <w:r>
+        <w:rPr>
+          <w:rFonts w:ascii="Courier New" w:eastAsia="Times New Roman" w:hAnsi="Courier New" w:cs="Courier New"/>
+          <w:color w:val="575B5F"/>
+          <w:sz w:val="21"/>
+          <w:szCs w:val="21"/>
+          <w:bdr w:val="none" w:sz="0" w:space="0" w:color="auto" w:frame="1"/>
+          <w:lang w:val="en-IN"/>
+        </w:rPr>
+        <w:t xml:space="preserve"> = </w:t>
       </w:r>
       <w:r>
         <w:rPr>
@@ -4185,7 +4720,31 @@
           <w:bdr w:val="none" w:sz="0" w:space="0" w:color="auto" w:frame="1"/>
           <w:lang w:val="en-IN"/>
         </w:rPr>
-        <w:t xml:space="preserve">; i &lt; </w:t>
+        <w:t xml:space="preserve">; </w:t>
+      </w:r>
+      <w:proofErr w:type="spellStart"/>
+      <w:r>
+        <w:rPr>
+          <w:rFonts w:ascii="Courier New" w:eastAsia="Times New Roman" w:hAnsi="Courier New" w:cs="Courier New"/>
+          <w:color w:val="575B5F"/>
+          <w:sz w:val="21"/>
+          <w:szCs w:val="21"/>
+          <w:bdr w:val="none" w:sz="0" w:space="0" w:color="auto" w:frame="1"/>
+          <w:lang w:val="en-IN"/>
+        </w:rPr>
+        <w:t>i</w:t>
+      </w:r>
+      <w:proofErr w:type="spellEnd"/>
+      <w:r>
+        <w:rPr>
+          <w:rFonts w:ascii="Courier New" w:eastAsia="Times New Roman" w:hAnsi="Courier New" w:cs="Courier New"/>
+          <w:color w:val="575B5F"/>
+          <w:sz w:val="21"/>
+          <w:szCs w:val="21"/>
+          <w:bdr w:val="none" w:sz="0" w:space="0" w:color="auto" w:frame="1"/>
+          <w:lang w:val="en-IN"/>
+        </w:rPr>
+        <w:t xml:space="preserve"> &lt; </w:t>
       </w:r>
       <w:r>
         <w:rPr>
@@ -4207,7 +4766,31 @@
           <w:bdr w:val="none" w:sz="0" w:space="0" w:color="auto" w:frame="1"/>
           <w:lang w:val="en-IN"/>
         </w:rPr>
-        <w:t>; i++) {</w:t>
+        <w:t xml:space="preserve">; </w:t>
+      </w:r>
+      <w:proofErr w:type="spellStart"/>
+      <w:r>
+        <w:rPr>
+          <w:rFonts w:ascii="Courier New" w:eastAsia="Times New Roman" w:hAnsi="Courier New" w:cs="Courier New"/>
+          <w:color w:val="575B5F"/>
+          <w:sz w:val="21"/>
+          <w:szCs w:val="21"/>
+          <w:bdr w:val="none" w:sz="0" w:space="0" w:color="auto" w:frame="1"/>
+          <w:lang w:val="en-IN"/>
+        </w:rPr>
+        <w:t>i</w:t>
+      </w:r>
+      <w:proofErr w:type="spellEnd"/>
+      <w:r>
+        <w:rPr>
+          <w:rFonts w:ascii="Courier New" w:eastAsia="Times New Roman" w:hAnsi="Courier New" w:cs="Courier New"/>
+          <w:color w:val="575B5F"/>
+          <w:sz w:val="21"/>
+          <w:szCs w:val="21"/>
+          <w:bdr w:val="none" w:sz="0" w:space="0" w:color="auto" w:frame="1"/>
+          <w:lang w:val="en-IN"/>
+        </w:rPr>
+        <w:t>++) {</w:t>
       </w:r>
     </w:p>
     <w:p>
@@ -4271,7 +4854,31 @@
           <w:bdr w:val="none" w:sz="0" w:space="0" w:color="auto" w:frame="1"/>
           <w:lang w:val="en-IN"/>
         </w:rPr>
-        <w:t xml:space="preserve"> (i === </w:t>
+        <w:t xml:space="preserve"> (</w:t>
+      </w:r>
+      <w:proofErr w:type="spellStart"/>
+      <w:r>
+        <w:rPr>
+          <w:rFonts w:ascii="Courier New" w:eastAsia="Times New Roman" w:hAnsi="Courier New" w:cs="Courier New"/>
+          <w:color w:val="575B5F"/>
+          <w:sz w:val="21"/>
+          <w:szCs w:val="21"/>
+          <w:bdr w:val="none" w:sz="0" w:space="0" w:color="auto" w:frame="1"/>
+          <w:lang w:val="en-IN"/>
+        </w:rPr>
+        <w:t>i</w:t>
+      </w:r>
+      <w:proofErr w:type="spellEnd"/>
+      <w:r>
+        <w:rPr>
+          <w:rFonts w:ascii="Courier New" w:eastAsia="Times New Roman" w:hAnsi="Courier New" w:cs="Courier New"/>
+          <w:color w:val="575B5F"/>
+          <w:sz w:val="21"/>
+          <w:szCs w:val="21"/>
+          <w:bdr w:val="none" w:sz="0" w:space="0" w:color="auto" w:frame="1"/>
+          <w:lang w:val="en-IN"/>
+        </w:rPr>
+        <w:t xml:space="preserve"> === </w:t>
       </w:r>
       <w:r>
         <w:rPr>
@@ -4368,7 +4975,31 @@
           <w:bdr w:val="none" w:sz="0" w:space="0" w:color="auto" w:frame="1"/>
           <w:lang w:val="en-IN"/>
         </w:rPr>
-        <w:t>// Exit the loop when i is 5</w:t>
+        <w:t xml:space="preserve">// Exit the loop when </w:t>
+      </w:r>
+      <w:proofErr w:type="spellStart"/>
+      <w:r>
+        <w:rPr>
+          <w:rFonts w:ascii="Courier New" w:eastAsia="Times New Roman" w:hAnsi="Courier New" w:cs="Courier New"/>
+          <w:color w:val="5F6368"/>
+          <w:sz w:val="21"/>
+          <w:szCs w:val="21"/>
+          <w:bdr w:val="none" w:sz="0" w:space="0" w:color="auto" w:frame="1"/>
+          <w:lang w:val="en-IN"/>
+        </w:rPr>
+        <w:t>i</w:t>
+      </w:r>
+      <w:proofErr w:type="spellEnd"/>
+      <w:r>
+        <w:rPr>
+          <w:rFonts w:ascii="Courier New" w:eastAsia="Times New Roman" w:hAnsi="Courier New" w:cs="Courier New"/>
+          <w:color w:val="5F6368"/>
+          <w:sz w:val="21"/>
+          <w:szCs w:val="21"/>
+          <w:bdr w:val="none" w:sz="0" w:space="0" w:color="auto" w:frame="1"/>
+          <w:lang w:val="en-IN"/>
+        </w:rPr>
+        <w:t xml:space="preserve"> is 5</w:t>
       </w:r>
     </w:p>
     <w:p>
@@ -4474,7 +5105,31 @@
           <w:bdr w:val="none" w:sz="0" w:space="0" w:color="auto" w:frame="1"/>
           <w:lang w:val="en-IN"/>
         </w:rPr>
-        <w:t xml:space="preserve">.log(i); </w:t>
+        <w:t>.log(</w:t>
+      </w:r>
+      <w:proofErr w:type="spellStart"/>
+      <w:r>
+        <w:rPr>
+          <w:rFonts w:ascii="Courier New" w:eastAsia="Times New Roman" w:hAnsi="Courier New" w:cs="Courier New"/>
+          <w:color w:val="575B5F"/>
+          <w:sz w:val="21"/>
+          <w:szCs w:val="21"/>
+          <w:bdr w:val="none" w:sz="0" w:space="0" w:color="auto" w:frame="1"/>
+          <w:lang w:val="en-IN"/>
+        </w:rPr>
+        <w:t>i</w:t>
+      </w:r>
+      <w:proofErr w:type="spellEnd"/>
+      <w:r>
+        <w:rPr>
+          <w:rFonts w:ascii="Courier New" w:eastAsia="Times New Roman" w:hAnsi="Courier New" w:cs="Courier New"/>
+          <w:color w:val="575B5F"/>
+          <w:sz w:val="21"/>
+          <w:szCs w:val="21"/>
+          <w:bdr w:val="none" w:sz="0" w:space="0" w:color="auto" w:frame="1"/>
+          <w:lang w:val="en-IN"/>
+        </w:rPr>
+        <w:t xml:space="preserve">); </w:t>
       </w:r>
       <w:r>
         <w:rPr>
@@ -4677,7 +5332,31 @@
           <w:bdr w:val="none" w:sz="0" w:space="0" w:color="auto" w:frame="1"/>
           <w:lang w:val="en-IN"/>
         </w:rPr>
-        <w:t xml:space="preserve"> i = </w:t>
+        <w:t xml:space="preserve"> </w:t>
+      </w:r>
+      <w:proofErr w:type="spellStart"/>
+      <w:r>
+        <w:rPr>
+          <w:rFonts w:ascii="Courier New" w:eastAsia="Times New Roman" w:hAnsi="Courier New" w:cs="Courier New"/>
+          <w:color w:val="575B5F"/>
+          <w:sz w:val="21"/>
+          <w:szCs w:val="21"/>
+          <w:bdr w:val="none" w:sz="0" w:space="0" w:color="auto" w:frame="1"/>
+          <w:lang w:val="en-IN"/>
+        </w:rPr>
+        <w:t>i</w:t>
+      </w:r>
+      <w:proofErr w:type="spellEnd"/>
+      <w:r>
+        <w:rPr>
+          <w:rFonts w:ascii="Courier New" w:eastAsia="Times New Roman" w:hAnsi="Courier New" w:cs="Courier New"/>
+          <w:color w:val="575B5F"/>
+          <w:sz w:val="21"/>
+          <w:szCs w:val="21"/>
+          <w:bdr w:val="none" w:sz="0" w:space="0" w:color="auto" w:frame="1"/>
+          <w:lang w:val="en-IN"/>
+        </w:rPr>
+        <w:t xml:space="preserve"> = </w:t>
       </w:r>
       <w:r>
         <w:rPr>
@@ -4699,7 +5378,31 @@
           <w:bdr w:val="none" w:sz="0" w:space="0" w:color="auto" w:frame="1"/>
           <w:lang w:val="en-IN"/>
         </w:rPr>
-        <w:t xml:space="preserve">; i &lt; </w:t>
+        <w:t xml:space="preserve">; </w:t>
+      </w:r>
+      <w:proofErr w:type="spellStart"/>
+      <w:r>
+        <w:rPr>
+          <w:rFonts w:ascii="Courier New" w:eastAsia="Times New Roman" w:hAnsi="Courier New" w:cs="Courier New"/>
+          <w:color w:val="575B5F"/>
+          <w:sz w:val="21"/>
+          <w:szCs w:val="21"/>
+          <w:bdr w:val="none" w:sz="0" w:space="0" w:color="auto" w:frame="1"/>
+          <w:lang w:val="en-IN"/>
+        </w:rPr>
+        <w:t>i</w:t>
+      </w:r>
+      <w:proofErr w:type="spellEnd"/>
+      <w:r>
+        <w:rPr>
+          <w:rFonts w:ascii="Courier New" w:eastAsia="Times New Roman" w:hAnsi="Courier New" w:cs="Courier New"/>
+          <w:color w:val="575B5F"/>
+          <w:sz w:val="21"/>
+          <w:szCs w:val="21"/>
+          <w:bdr w:val="none" w:sz="0" w:space="0" w:color="auto" w:frame="1"/>
+          <w:lang w:val="en-IN"/>
+        </w:rPr>
+        <w:t xml:space="preserve"> &lt; </w:t>
       </w:r>
       <w:r>
         <w:rPr>
@@ -4721,7 +5424,31 @@
           <w:bdr w:val="none" w:sz="0" w:space="0" w:color="auto" w:frame="1"/>
           <w:lang w:val="en-IN"/>
         </w:rPr>
-        <w:t>; i++) {</w:t>
+        <w:t xml:space="preserve">; </w:t>
+      </w:r>
+      <w:proofErr w:type="spellStart"/>
+      <w:r>
+        <w:rPr>
+          <w:rFonts w:ascii="Courier New" w:eastAsia="Times New Roman" w:hAnsi="Courier New" w:cs="Courier New"/>
+          <w:color w:val="575B5F"/>
+          <w:sz w:val="21"/>
+          <w:szCs w:val="21"/>
+          <w:bdr w:val="none" w:sz="0" w:space="0" w:color="auto" w:frame="1"/>
+          <w:lang w:val="en-IN"/>
+        </w:rPr>
+        <w:t>i</w:t>
+      </w:r>
+      <w:proofErr w:type="spellEnd"/>
+      <w:r>
+        <w:rPr>
+          <w:rFonts w:ascii="Courier New" w:eastAsia="Times New Roman" w:hAnsi="Courier New" w:cs="Courier New"/>
+          <w:color w:val="575B5F"/>
+          <w:sz w:val="21"/>
+          <w:szCs w:val="21"/>
+          <w:bdr w:val="none" w:sz="0" w:space="0" w:color="auto" w:frame="1"/>
+          <w:lang w:val="en-IN"/>
+        </w:rPr>
+        <w:t>++) {</w:t>
       </w:r>
     </w:p>
     <w:p>
@@ -4785,7 +5512,31 @@
           <w:bdr w:val="none" w:sz="0" w:space="0" w:color="auto" w:frame="1"/>
           <w:lang w:val="en-IN"/>
         </w:rPr>
-        <w:t xml:space="preserve"> (i % </w:t>
+        <w:t xml:space="preserve"> (</w:t>
+      </w:r>
+      <w:proofErr w:type="spellStart"/>
+      <w:r>
+        <w:rPr>
+          <w:rFonts w:ascii="Courier New" w:eastAsia="Times New Roman" w:hAnsi="Courier New" w:cs="Courier New"/>
+          <w:color w:val="575B5F"/>
+          <w:sz w:val="21"/>
+          <w:szCs w:val="21"/>
+          <w:bdr w:val="none" w:sz="0" w:space="0" w:color="auto" w:frame="1"/>
+          <w:lang w:val="en-IN"/>
+        </w:rPr>
+        <w:t>i</w:t>
+      </w:r>
+      <w:proofErr w:type="spellEnd"/>
+      <w:r>
+        <w:rPr>
+          <w:rFonts w:ascii="Courier New" w:eastAsia="Times New Roman" w:hAnsi="Courier New" w:cs="Courier New"/>
+          <w:color w:val="575B5F"/>
+          <w:sz w:val="21"/>
+          <w:szCs w:val="21"/>
+          <w:bdr w:val="none" w:sz="0" w:space="0" w:color="auto" w:frame="1"/>
+          <w:lang w:val="en-IN"/>
+        </w:rPr>
+        <w:t xml:space="preserve"> % </w:t>
       </w:r>
       <w:r>
         <w:rPr>
@@ -5010,7 +5761,31 @@
           <w:bdr w:val="none" w:sz="0" w:space="0" w:color="auto" w:frame="1"/>
           <w:lang w:val="en-IN"/>
         </w:rPr>
-        <w:t xml:space="preserve">.log(i); </w:t>
+        <w:t>.log(</w:t>
+      </w:r>
+      <w:proofErr w:type="spellStart"/>
+      <w:r>
+        <w:rPr>
+          <w:rFonts w:ascii="Courier New" w:eastAsia="Times New Roman" w:hAnsi="Courier New" w:cs="Courier New"/>
+          <w:color w:val="575B5F"/>
+          <w:sz w:val="21"/>
+          <w:szCs w:val="21"/>
+          <w:bdr w:val="none" w:sz="0" w:space="0" w:color="auto" w:frame="1"/>
+          <w:lang w:val="en-IN"/>
+        </w:rPr>
+        <w:t>i</w:t>
+      </w:r>
+      <w:proofErr w:type="spellEnd"/>
+      <w:r>
+        <w:rPr>
+          <w:rFonts w:ascii="Courier New" w:eastAsia="Times New Roman" w:hAnsi="Courier New" w:cs="Courier New"/>
+          <w:color w:val="575B5F"/>
+          <w:sz w:val="21"/>
+          <w:szCs w:val="21"/>
+          <w:bdr w:val="none" w:sz="0" w:space="0" w:color="auto" w:frame="1"/>
+          <w:lang w:val="en-IN"/>
+        </w:rPr>
+        <w:t xml:space="preserve">); </w:t>
       </w:r>
       <w:r>
         <w:rPr>
@@ -5273,7 +6048,29 @@
           <w:szCs w:val="24"/>
           <w:lang w:val="en-IN"/>
         </w:rPr>
-        <w:t>: When you need to iterate over iterable objects (arrays, strings, etc.).</w:t>
+        <w:t xml:space="preserve">: When you need to iterate over </w:t>
+      </w:r>
+      <w:proofErr w:type="spellStart"/>
+      <w:r>
+        <w:rPr>
+          <w:rFonts w:ascii="Helvetica Neue" w:eastAsia="Times New Roman" w:hAnsi="Helvetica Neue" w:cs="Times New Roman"/>
+          <w:color w:val="1B1C1D"/>
+          <w:sz w:val="24"/>
+          <w:szCs w:val="24"/>
+          <w:lang w:val="en-IN"/>
+        </w:rPr>
+        <w:t>iterable</w:t>
+      </w:r>
+      <w:proofErr w:type="spellEnd"/>
+      <w:r>
+        <w:rPr>
+          <w:rFonts w:ascii="Helvetica Neue" w:eastAsia="Times New Roman" w:hAnsi="Helvetica Neue" w:cs="Times New Roman"/>
+          <w:color w:val="1B1C1D"/>
+          <w:sz w:val="24"/>
+          <w:szCs w:val="24"/>
+          <w:lang w:val="en-IN"/>
+        </w:rPr>
+        <w:t xml:space="preserve"> objects (arrays, strings, etc.).</w:t>
       </w:r>
     </w:p>
     <w:p>
@@ -5318,7 +6115,15 @@
         </w:numPr>
       </w:pPr>
       <w:r>
-        <w:t>Write a Javascript Program to print all the factors of a given in the descending order.</w:t>
+        <w:t xml:space="preserve">Write a </w:t>
+      </w:r>
+      <w:proofErr w:type="spellStart"/>
+      <w:r>
+        <w:t>Javascript</w:t>
+      </w:r>
+      <w:proofErr w:type="spellEnd"/>
+      <w:r>
+        <w:t xml:space="preserve"> Program to print all the factors of a given in the descending order.</w:t>
       </w:r>
     </w:p>
     <w:p>
@@ -5330,7 +6135,15 @@
         </w:numPr>
       </w:pPr>
       <w:r>
-        <w:t>Write a Javascript Program to print first ten multiples of a given number in the descending order.</w:t>
+        <w:t xml:space="preserve">Write a </w:t>
+      </w:r>
+      <w:proofErr w:type="spellStart"/>
+      <w:r>
+        <w:t>Javascript</w:t>
+      </w:r>
+      <w:proofErr w:type="spellEnd"/>
+      <w:r>
+        <w:t xml:space="preserve"> Program to print first ten multiples of a given number in the descending order.</w:t>
       </w:r>
     </w:p>
     <w:p>
@@ -5342,7 +6155,15 @@
         </w:numPr>
       </w:pPr>
       <w:r>
-        <w:t>Write a Javascript Program to print total number of factors (count) of a given number.</w:t>
+        <w:t xml:space="preserve">Write a </w:t>
+      </w:r>
+      <w:proofErr w:type="spellStart"/>
+      <w:r>
+        <w:t>Javascript</w:t>
+      </w:r>
+      <w:proofErr w:type="spellEnd"/>
+      <w:r>
+        <w:t xml:space="preserve"> Program to print total number of factors (count) of a given number.</w:t>
       </w:r>
     </w:p>
     <w:p>
@@ -5354,7 +6175,15 @@
         </w:numPr>
       </w:pPr>
       <w:r>
-        <w:t>Write a Javascript Program to test a given number is a Fibonacci or not?</w:t>
+        <w:t xml:space="preserve">Write a </w:t>
+      </w:r>
+      <w:proofErr w:type="spellStart"/>
+      <w:r>
+        <w:t>Javascript</w:t>
+      </w:r>
+      <w:proofErr w:type="spellEnd"/>
+      <w:r>
+        <w:t xml:space="preserve"> Program to test a given number is a Fibonacci or not?</w:t>
       </w:r>
     </w:p>
     <w:p>
@@ -5366,7 +6195,15 @@
         </w:numPr>
       </w:pPr>
       <w:r>
-        <w:t>Write a Javascript Program to print all the even numbers up to a given number in the descending order.</w:t>
+        <w:t xml:space="preserve">Write a </w:t>
+      </w:r>
+      <w:proofErr w:type="spellStart"/>
+      <w:r>
+        <w:t>Javascript</w:t>
+      </w:r>
+      <w:proofErr w:type="spellEnd"/>
+      <w:r>
+        <w:t xml:space="preserve"> Program to print all the even numbers up to a given number in the descending order.</w:t>
       </w:r>
     </w:p>
     <w:p>
@@ -5378,7 +6215,15 @@
         </w:numPr>
       </w:pPr>
       <w:r>
-        <w:t>Write a Javascript Program to print all the odd numbers in the descending order up to a given number.</w:t>
+        <w:t xml:space="preserve">Write a </w:t>
+      </w:r>
+      <w:proofErr w:type="spellStart"/>
+      <w:r>
+        <w:t>Javascript</w:t>
+      </w:r>
+      <w:proofErr w:type="spellEnd"/>
+      <w:r>
+        <w:t xml:space="preserve"> Program to print all the odd numbers in the descending order up to a given number.</w:t>
       </w:r>
     </w:p>
     <w:p>
@@ -5390,7 +6235,15 @@
         </w:numPr>
       </w:pPr>
       <w:r>
-        <w:t>Write a Javascript program to print all the even numbers which are divisible by 3 up to a given number.</w:t>
+        <w:t xml:space="preserve">Write a </w:t>
+      </w:r>
+      <w:proofErr w:type="spellStart"/>
+      <w:r>
+        <w:t>Javascript</w:t>
+      </w:r>
+      <w:proofErr w:type="spellEnd"/>
+      <w:r>
+        <w:t xml:space="preserve"> program to print all the even numbers which are divisible by 3 up to a given number.</w:t>
       </w:r>
     </w:p>
     <w:p>
@@ -5402,7 +6255,15 @@
         </w:numPr>
       </w:pPr>
       <w:r>
-        <w:t>Write a Javascript Program to print all the even numbers which are divisible by 9 up to a given number.</w:t>
+        <w:t xml:space="preserve">Write a </w:t>
+      </w:r>
+      <w:proofErr w:type="spellStart"/>
+      <w:r>
+        <w:t>Javascript</w:t>
+      </w:r>
+      <w:proofErr w:type="spellEnd"/>
+      <w:r>
+        <w:t xml:space="preserve"> Program to print all the even numbers which are divisible by 9 up to a given number.</w:t>
       </w:r>
     </w:p>
     <w:p>
@@ -5414,7 +6275,15 @@
         </w:numPr>
       </w:pPr>
       <w:r>
-        <w:t>Write a Javascript Program to print all the odd numbers which are divisible by 3.</w:t>
+        <w:t xml:space="preserve">Write a </w:t>
+      </w:r>
+      <w:proofErr w:type="spellStart"/>
+      <w:r>
+        <w:t>Javascript</w:t>
+      </w:r>
+      <w:proofErr w:type="spellEnd"/>
+      <w:r>
+        <w:t xml:space="preserve"> Program to print all the odd numbers which are divisible by 3.</w:t>
       </w:r>
     </w:p>
     <w:p>
